--- a/L2C-System-Status/CiC_L2C_Change_Orders_Register_V1_3.docx
+++ b/L2C-System-Status/CiC_L2C_Change_Orders_Register_V1_3.docx
@@ -943,7 +943,7 @@
                 <w:sz w:val="18"/>
                 <w:szCs w:val="18"/>
               </w:rPr>
-              <w:t xml:space="preserve">CiC_L2A_Architecture_Map_V2_1.docx (cleaning pass unaffected by this correction — proceeds as a ten-layer document; receives only its existing eight-item work order plus a new cross-reference note pointing to the System Level Map). CiC_L2A_System_Level_Map_V7_r2.docx (receives a cross-reference note pointing to the Architecture Map, and removes any language suggesting it supersedes the ten-layer structure).</w:t>
+              <w:t xml:space="preserve">CiC_L2A_Architecture_Map_V2_1.docx (cleaning pass unaffected by this correction — proceeds as a ten-layer document; receives only its existing eight-item work order plus a new cross-reference note pointing to the System Level Map). CiC_L2A_System_Level_Map_V1.0.docx (receives a cross-reference note pointing to the Architecture Map, and removes any language suggesting it supersedes the ten-layer structure).</w:t>
             </w:r>
           </w:p>
         </w:tc>
@@ -2351,7 +2351,7 @@
                 <w:sz w:val="18"/>
                 <w:szCs w:val="18"/>
               </w:rPr>
-              <w:t xml:space="preserve">CiC_L2A_System_Operations_V7_r2.docx (remove table, add cross-reference). CiC_L2C_Phase_Status_V7_r2.docx (add table to Section 5).</w:t>
+              <w:t xml:space="preserve">CiC_L2D_System_Operations_V1.0.docx (remove table, add cross-reference). CiC_L2C_Phase_Status_V7_r2.docx (add table to Section 5).</w:t>
             </w:r>
           </w:p>
         </w:tc>
@@ -2873,7 +2873,7 @@
                 <w:sz w:val="18"/>
                 <w:szCs w:val="18"/>
               </w:rPr>
-              <w:t xml:space="preserve">System Level Map V7_r2 (3 items fixed this session). Architecture Map V2.2 (operational-parameter scrub substantially complete via the Layer 6 consolidation to pointer-only language; Layer 10's direct “ElevenLabs” reference remains outstanding — Layers 8–10 were out of scope for the V2.2 cleaning pass). Clean File Structure V7_r2 (1 item + governing note — in builder work order). Blueprint V7.1 (token counts, ElevenLabs — in builder work order). All other documents reviewed at each level cleaning pass.</w:t>
+              <w:t xml:space="preserve">System Level Map V1.0 (3 items fixed this session). Architecture Map V2.2 (operational-parameter scrub substantially complete via the Layer 6 consolidation to pointer-only language; Layer 10's direct “ElevenLabs” reference remains outstanding — Layers 8–10 were out of scope for the V2.2 cleaning pass). Clean File Structure V7_r2 (1 item + governing note — in builder work order). Blueprint V7.1 (token counts, ElevenLabs — in builder work order). All other documents reviewed at each level cleaning pass.</w:t>
             </w:r>
           </w:p>
         </w:tc>
@@ -3040,7 +3040,7 @@
                 <w:sz w:val="18"/>
                 <w:szCs w:val="18"/>
               </w:rPr>
-              <w:t xml:space="preserve">System Level Map V7_r2 — convergence table updated to show eleven numbered outputs. Blueprint V7.1 — Section 18 update from seven to eleven outputs (in builder work order). Architecture Map V2.2 — no output count update needed: Layer 6 was rewritten during V2.2 cleaning to reference the Deployment Standards document and the System Level Map's Output table rather than a hardcoded count, so it carries no independent count dependency and does not require revision when this change order's output count changes. Clean File Structure V7_r2 — DEPLOYMENT folder update (in builder work order). Two new Level 4 templates to produce: World_Priority_Layer_Template.md and World_Introduction_Brief_Template.docx. Coach thread brief issued defining scope, structure, and template requirements for both new outputs.</w:t>
+              <w:t xml:space="preserve">System Level Map V1.0 — convergence table updated to show eleven numbered outputs. Blueprint V7.1 — Section 18 update from seven to eleven outputs (in builder work order). Architecture Map V2.2 — no output count update needed: Layer 6 was rewritten during V2.2 cleaning to reference the Deployment Standards document and the System Level Map's Output table rather than a hardcoded count, so it carries no independent count dependency and does not require revision when this change order's output count changes. Clean File Structure V7_r2 — DEPLOYMENT folder update (in builder work order). Two new Level 4 templates to produce: World_Priority_Layer_Template.md and World_Introduction_Brief_Template.docx. Coach thread brief issued defining scope, structure, and template requirements for both new outputs.</w:t>
             </w:r>
           </w:p>
         </w:tc>
